--- a/MPL/Microsoft Word-Dokument (neu).docx
+++ b/MPL/Microsoft Word-Dokument (neu).docx
@@ -61,89 +61,121 @@
         <w:t>Und wir wollen es so machen das die Fehler erst auffallen,</w:t>
       </w:r>
       <w:r>
-        <w:t xml:space="preserve"> wenn man die App benutzt – also zum Beispiel beim Drehen</w:t>
-      </w:r>
-      <w:r>
-        <w:t xml:space="preserve">, das die Eingaben gelöscht werden </w:t>
-      </w:r>
-      <w:r>
-        <w:t xml:space="preserve">oder </w:t>
-      </w:r>
-      <w:r>
-        <w:t>beim Filtern, das der Filter nicht alles übernehmen</w:t>
-      </w:r>
-      <w:r>
-        <w:t xml:space="preserve">. </w:t>
+        <w:t xml:space="preserve"> wenn man die App benutzt</w:t>
+      </w:r>
+      <w:r>
+        <w:t>.</w:t>
       </w:r>
     </w:p>
     <w:p>
       <w:r>
-        <w:t xml:space="preserve">Die Aufgabe besteht aus vier Schritten: Zuerst müssen die Studierenden den Fehler in der laufenden App auslösen. Dann </w:t>
-      </w:r>
-      <w:r>
-        <w:t>können</w:t>
-      </w:r>
-      <w:r>
-        <w:t xml:space="preserve"> s</w:t>
-      </w:r>
-      <w:r>
-        <w:t>ie</w:t>
-      </w:r>
-      <w:r>
-        <w:t xml:space="preserve"> </w:t>
-      </w:r>
-      <w:r>
-        <w:t>die Fehler</w:t>
-      </w:r>
-      <w:r>
-        <w:t xml:space="preserve"> </w:t>
-      </w:r>
-      <w:r>
-        <w:t>durch gezielte</w:t>
-      </w:r>
-      <w:r>
-        <w:t>, kleine Änderung</w:t>
-      </w:r>
-      <w:r>
-        <w:t>en</w:t>
-      </w:r>
-      <w:r>
-        <w:t xml:space="preserve"> im Code</w:t>
-      </w:r>
-      <w:r>
-        <w:t xml:space="preserve"> anpassen</w:t>
-      </w:r>
-      <w:r>
-        <w:t>. Danach erklären sie das Problem mit den passenden Fachbegriffen. Und zuletzt zeichnen sie ein Diagramm, das die Architektur vor und nach der Reparatur zeigt."</w:t>
+        <w:t xml:space="preserve">Die Aufgabe besteht aus vier Schritten: </w:t>
       </w:r>
     </w:p>
     <w:p>
       <w:r>
-        <w:t>Wir nutzen hier extra eine andere App als im Unterricht, damit man die Lösungen nicht einfach kopieren kann</w:t>
-      </w:r>
-      <w:r>
-        <w:t>, aber es wird etwas sehr Ähnliches sein.</w:t>
+        <w:t>Zuerst müssen die Studierenden d</w:t>
+      </w:r>
+      <w:r>
+        <w:t>ie</w:t>
+      </w:r>
+      <w:r>
+        <w:t xml:space="preserve"> Fehler in der laufenden App auslösen. </w:t>
       </w:r>
       <w:r>
         <w:br/>
+      </w:r>
+      <w:r>
+        <w:t xml:space="preserve">Dann </w:t>
+      </w:r>
+      <w:r>
+        <w:t>können</w:t>
+      </w:r>
+      <w:r>
+        <w:t xml:space="preserve"> s</w:t>
+      </w:r>
+      <w:r>
+        <w:t>ie</w:t>
+      </w:r>
+      <w:r>
+        <w:t xml:space="preserve"> </w:t>
+      </w:r>
+      <w:r>
+        <w:t>die Fehler</w:t>
+      </w:r>
+      <w:r>
+        <w:t xml:space="preserve"> durch gezielte, kleine Änderung</w:t>
+      </w:r>
+      <w:r>
+        <w:t>en</w:t>
+      </w:r>
+      <w:r>
+        <w:t xml:space="preserve"> im Code</w:t>
+      </w:r>
+      <w:r>
+        <w:t xml:space="preserve"> anpassen</w:t>
+      </w:r>
+      <w:r>
+        <w:t xml:space="preserve">. </w:t>
+      </w:r>
+      <w:r>
+        <w:br/>
+      </w:r>
+      <w:r>
+        <w:t xml:space="preserve">Danach erklären sie das Problem mit den passenden Fachbegriffen. </w:t>
+      </w:r>
+      <w:r>
+        <w:br/>
+      </w:r>
+      <w:r>
+        <w:t xml:space="preserve">Und zuletzt zeichnen sie ein Diagramm, das die Architektur vor und nach der </w:t>
+      </w:r>
+      <w:r>
+        <w:t>Anpassung</w:t>
+      </w:r>
+      <w:r>
+        <w:t xml:space="preserve"> zeigt."</w:t>
       </w:r>
     </w:p>
     <w:p>
       <w:r>
-        <w:t>Folie 8:</w:t>
+        <w:t>Wir nutzen hier extra eine andere App als im Unterricht, damit man die Lösungen nicht einfach kopieren kann</w:t>
+      </w:r>
+      <w:r>
+        <w:t>, aber es wird etwas sehr Ähnliches sein.</w:t>
+      </w:r>
+      <w:r>
+        <w:br/>
       </w:r>
     </w:p>
     <w:p>
       <w:r>
-        <w:t>"Zum Rahmen der Bewertung: Es ist eine Einzelarbeit, wir rechnen mit etwa vier Stunden Aufwand und die Abgabe läuft über ILIAS. Einen Entwurf für die Punkteverteilung sehen Sie rechts</w:t>
+        <w:t>Folie 8:</w:t>
       </w:r>
     </w:p>
     <w:p>
       <w:r>
+        <w:t>"Zum Rahmen der Bewertung: Es ist eine Einzelarbeit, wir rechnen mit etwa vier Stunden Aufwand und die Abgabe läuft über ILIAS. Einen Entwurf für die Punkteverteilung sehen Sie rechts</w:t>
+      </w:r>
+    </w:p>
+    <w:p>
+      <w:r>
         <w:t xml:space="preserve">Zum Thema KI, </w:t>
       </w:r>
       <w:r>
-        <w:t xml:space="preserve">KI darf genutzt werden, muss aber angegeben werden. Die Aufgabe ist so aufgebaut, dass man sie nicht einfach von einer KI </w:t>
+        <w:t xml:space="preserve">KI darf genutzt werden, muss aber angegeben werden. Die Aufgabe </w:t>
+      </w:r>
+      <w:r>
+        <w:t xml:space="preserve">werden wir </w:t>
+      </w:r>
+      <w:r>
+        <w:t xml:space="preserve">so </w:t>
+      </w:r>
+      <w:r>
+        <w:t>aufbauen</w:t>
+      </w:r>
+      <w:r>
+        <w:t xml:space="preserve">, dass man sie nicht einfach von einer KI </w:t>
       </w:r>
       <w:r>
         <w:t xml:space="preserve">bearbeiten lassen </w:t>
@@ -155,16 +187,18 @@
         <w:t xml:space="preserve">, </w:t>
       </w:r>
       <w:r>
+        <w:br/>
+      </w:r>
+      <w:r>
         <w:t xml:space="preserve">weil sich die Fehler nur bei der aktiven Nutzung der App zeigen und die Diagramme ganz individuell für diese App erstellt werden müssen. </w:t>
       </w:r>
+    </w:p>
+    <w:p>
       <w:r>
         <w:t>Dann könnten wir noch</w:t>
       </w:r>
       <w:r>
-        <w:t xml:space="preserve"> sogenannte Täuschungsstellen </w:t>
-      </w:r>
-      <w:r>
-        <w:t>einbau</w:t>
+        <w:t xml:space="preserve"> sogenannte Täuschungsstellen einbau</w:t>
       </w:r>
       <w:r>
         <w:t>en</w:t>
@@ -795,6 +829,7 @@
   <w:style w:type="character" w:default="1" w:styleId="Absatz-Standardschriftart">
     <w:name w:val="Default Paragraph Font"/>
     <w:uiPriority w:val="1"/>
+    <w:semiHidden/>
     <w:unhideWhenUsed/>
   </w:style>
   <w:style w:type="table" w:default="1" w:styleId="NormaleTabelle">

--- a/MPL/Microsoft Word-Dokument (neu).docx
+++ b/MPL/Microsoft Word-Dokument (neu).docx
@@ -155,7 +155,7 @@
     </w:p>
     <w:p>
       <w:r>
-        <w:t>"Zum Rahmen der Bewertung: Es ist eine Einzelarbeit, wir rechnen mit etwa vier Stunden Aufwand und die Abgabe läuft über ILIAS. Einen Entwurf für die Punkteverteilung sehen Sie rechts</w:t>
+        <w:t xml:space="preserve">"Zum Rahmen der Bewertung: Es ist eine Einzelarbeit, wir rechnen mit etwa vier Stunden Aufwand und die Abgabe läuft über ILIAS. </w:t>
       </w:r>
     </w:p>
     <w:p>
@@ -190,7 +190,31 @@
         <w:br/>
       </w:r>
       <w:r>
-        <w:t xml:space="preserve">weil sich die Fehler nur bei der aktiven Nutzung der App zeigen und die Diagramme ganz individuell für diese App erstellt werden müssen. </w:t>
+        <w:br/>
+      </w:r>
+      <w:r>
+        <w:t>weil sich die Fehler nur bei der aktiven Nutzung der App zeigen</w:t>
+      </w:r>
+      <w:r>
+        <w:t xml:space="preserve">, vielleicht könnte man (Screenshots) auch von den studierenden </w:t>
+      </w:r>
+      <w:r>
+        <w:t xml:space="preserve">Screenshots </w:t>
+      </w:r>
+      <w:r>
+        <w:t xml:space="preserve">verlangen, </w:t>
+      </w:r>
+      <w:r>
+        <w:t xml:space="preserve">für uns als </w:t>
+      </w:r>
+      <w:r>
+        <w:t>Bestätigung</w:t>
+      </w:r>
+      <w:r>
+        <w:t>.</w:t>
+      </w:r>
+      <w:r>
+        <w:t xml:space="preserve"> </w:t>
       </w:r>
     </w:p>
     <w:p>
@@ -216,6 +240,18 @@
     <w:p>
       <w:r>
         <w:t>Eine KI schlägt hier oft ungefragt eine Lösung vor. Wer das einfach übernimmt, bekommt Punktabzug. Wer erkennt, dass der Code bereits stimmt, bekommt Bonuspunkte."</w:t>
+      </w:r>
+      <w:r>
+        <w:br/>
+      </w:r>
+      <w:r>
+        <w:br/>
+      </w:r>
+      <w:r>
+        <w:t>Einen Entwurf für die Punkteverteilung sehen Sie rechts</w:t>
+      </w:r>
+      <w:r>
+        <w:t>.</w:t>
       </w:r>
     </w:p>
     <w:sectPr>
